--- a/templates/SPANISH/detailed_tables_template.docx
+++ b/templates/SPANISH/detailed_tables_template.docx
@@ -235,6 +235,7 @@
       </w:rPr>
       <w:t xml:space="preserve">Menos de </w:t>
     </w:r>
+    <w:bookmarkStart w:id="2" w:name="bmk1"/>
     <w:r>
       <w:rPr>
         <w:rFonts w:ascii="Source Sans Pro" w:hAnsi="Source Sans Pro"/>
@@ -242,7 +243,17 @@
         <w:szCs w:val="18"/>
         <w:lang w:val="es-AR"/>
       </w:rPr>
-      <w:t xml:space="preserve">100 </w:t>
+      <w:t>bmk1</w:t>
+    </w:r>
+    <w:bookmarkEnd w:id="2"/>
+    <w:r>
+      <w:rPr>
+        <w:rFonts w:ascii="Source Sans Pro" w:hAnsi="Source Sans Pro"/>
+        <w:sz w:val="18"/>
+        <w:szCs w:val="18"/>
+        <w:lang w:val="es-AR"/>
+      </w:rPr>
+      <w:t xml:space="preserve"> </w:t>
     </w:r>
     <w:r>
       <w:rPr>
@@ -364,7 +375,7 @@
   <w:p>
     <w:pPr>
       <w:pStyle w:val="NormalWeb"/>
-      <w:spacing w:before="0" w:beforeAutospacing="0"/>
+      <w:spacing w:before="0" w:beforeAutospacing="0" w:after="0" w:afterAutospacing="0"/>
       <w:jc w:val="center"/>
       <w:rPr>
         <w:rFonts w:ascii="Source Sans Pro" w:hAnsi="Source Sans Pro"/>
@@ -425,6 +436,7 @@
       <w:t xml:space="preserve">CUESTA MUNDIAL DE SALUD A ESCOLARES </w:t>
     </w:r>
     <w:bookmarkStart w:id="0" w:name="year"/>
+    <w:proofErr w:type="spellStart"/>
     <w:r>
       <w:rPr>
         <w:rFonts w:ascii="Source Sans Pro" w:hAnsi="Source Sans Pro"/>
@@ -438,12 +450,13 @@
       <w:t>year</w:t>
     </w:r>
     <w:bookmarkEnd w:id="0"/>
+    <w:proofErr w:type="spellEnd"/>
   </w:p>
   <w:p>
     <w:pPr>
       <w:pStyle w:val="NormalWeb"/>
       <w:shd w:val="clear" w:color="auto" w:fill="FFFFFF"/>
-      <w:spacing w:before="0" w:beforeAutospacing="0" w:after="0" w:afterAutospacing="0" w:line="360" w:lineRule="auto"/>
+      <w:spacing w:before="0" w:beforeAutospacing="0" w:after="0" w:afterAutospacing="0"/>
       <w:jc w:val="center"/>
       <w:rPr>
         <w:rFonts w:ascii="Source Sans Pro" w:hAnsi="Source Sans Pro"/>
@@ -472,7 +485,7 @@
     <w:pPr>
       <w:pStyle w:val="NormalWeb"/>
       <w:shd w:val="clear" w:color="auto" w:fill="FFFFFF"/>
-      <w:spacing w:before="0" w:beforeAutospacing="0" w:after="0" w:afterAutospacing="0" w:line="360" w:lineRule="auto"/>
+      <w:spacing w:before="0" w:beforeAutospacing="0" w:after="0" w:afterAutospacing="0"/>
       <w:jc w:val="center"/>
       <w:rPr>
         <w:rFonts w:ascii="Source Sans Pro" w:hAnsi="Source Sans Pro"/>
@@ -1334,26 +1347,6 @@
 </file>
 
 <file path=customXml/item1.xml><?xml version="1.0" encoding="utf-8"?>
-<?mso-contentType ?>
-<FormTemplates xmlns="http://schemas.microsoft.com/sharepoint/v3/contenttype/forms">
-  <Display>DocumentLibraryForm</Display>
-  <Edit>DocumentLibraryForm</Edit>
-  <New>DocumentLibraryForm</New>
-</FormTemplates>
-</file>
-
-<file path=customXml/item2.xml><?xml version="1.0" encoding="utf-8"?>
-<p:properties xmlns:p="http://schemas.microsoft.com/office/2006/metadata/properties" xmlns:xsi="http://www.w3.org/2001/XMLSchema-instance" xmlns:pc="http://schemas.microsoft.com/office/infopath/2007/PartnerControls">
-  <documentManagement>
-    <lcf76f155ced4ddcb4097134ff3c332f xmlns="2199b669-f139-4cad-81c0-f0198b00fad6">
-      <Terms xmlns="http://schemas.microsoft.com/office/infopath/2007/PartnerControls"/>
-    </lcf76f155ced4ddcb4097134ff3c332f>
-    <TaxCatchAll xmlns="5e13aadc-de86-43ee-b386-40c01ba74c80" xsi:nil="true"/>
-  </documentManagement>
-</p:properties>
-</file>
-
-<file path=customXml/item3.xml><?xml version="1.0" encoding="utf-8"?>
 <ct:contentTypeSchema xmlns:ct="http://schemas.microsoft.com/office/2006/metadata/contentType" xmlns:ma="http://schemas.microsoft.com/office/2006/metadata/properties/metaAttributes" ct:_="" ma:_="" ma:contentTypeName="Document" ma:contentTypeID="0x01010067970A7EC1C90C48A386F8B78D31816E" ma:contentTypeVersion="18" ma:contentTypeDescription="Create a new document." ma:contentTypeScope="" ma:versionID="7c5a1f6eeb0442f3fe3a122bfaf1a852">
   <xsd:schema xmlns:xsd="http://www.w3.org/2001/XMLSchema" xmlns:xs="http://www.w3.org/2001/XMLSchema" xmlns:p="http://schemas.microsoft.com/office/2006/metadata/properties" xmlns:ns2="2199b669-f139-4cad-81c0-f0198b00fad6" xmlns:ns3="cc7c30c3-4b65-4cc6-b84c-43aad756a2f2" xmlns:ns4="5e13aadc-de86-43ee-b386-40c01ba74c80" targetNamespace="http://schemas.microsoft.com/office/2006/metadata/properties" ma:root="true" ma:fieldsID="705beb6a12754410c5695455629349f7" ns2:_="" ns3:_="" ns4:_="">
     <xsd:import namespace="2199b669-f139-4cad-81c0-f0198b00fad6"/>
@@ -1613,26 +1606,27 @@
 </ct:contentTypeSchema>
 </file>
 
-<file path=customXml/itemProps1.xml><?xml version="1.0" encoding="utf-8"?>
-<ds:datastoreItem xmlns:ds="http://schemas.openxmlformats.org/officeDocument/2006/customXml" ds:itemID="{193A9939-F785-4C1B-B1C5-299ABF09F2BC}">
-  <ds:schemaRefs>
-    <ds:schemaRef ds:uri="http://schemas.microsoft.com/sharepoint/v3/contenttype/forms"/>
-  </ds:schemaRefs>
-</ds:datastoreItem>
+<file path=customXml/item2.xml><?xml version="1.0" encoding="utf-8"?>
+<p:properties xmlns:p="http://schemas.microsoft.com/office/2006/metadata/properties" xmlns:xsi="http://www.w3.org/2001/XMLSchema-instance" xmlns:pc="http://schemas.microsoft.com/office/infopath/2007/PartnerControls">
+  <documentManagement>
+    <lcf76f155ced4ddcb4097134ff3c332f xmlns="2199b669-f139-4cad-81c0-f0198b00fad6">
+      <Terms xmlns="http://schemas.microsoft.com/office/infopath/2007/PartnerControls"/>
+    </lcf76f155ced4ddcb4097134ff3c332f>
+    <TaxCatchAll xmlns="5e13aadc-de86-43ee-b386-40c01ba74c80" xsi:nil="true"/>
+  </documentManagement>
+</p:properties>
 </file>
 
-<file path=customXml/itemProps2.xml><?xml version="1.0" encoding="utf-8"?>
-<ds:datastoreItem xmlns:ds="http://schemas.openxmlformats.org/officeDocument/2006/customXml" ds:itemID="{0107170A-AC10-4540-817C-4C83BEC8714F}">
-  <ds:schemaRefs>
-    <ds:schemaRef ds:uri="http://schemas.microsoft.com/office/2006/metadata/properties"/>
-    <ds:schemaRef ds:uri="http://schemas.microsoft.com/office/infopath/2007/PartnerControls"/>
-    <ds:schemaRef ds:uri="2199b669-f139-4cad-81c0-f0198b00fad6"/>
-    <ds:schemaRef ds:uri="5e13aadc-de86-43ee-b386-40c01ba74c80"/>
-  </ds:schemaRefs>
-</ds:datastoreItem>
+<file path=customXml/item3.xml><?xml version="1.0" encoding="utf-8"?>
+<?mso-contentType ?>
+<FormTemplates xmlns="http://schemas.microsoft.com/sharepoint/v3/contenttype/forms">
+  <Display>DocumentLibraryForm</Display>
+  <Edit>DocumentLibraryForm</Edit>
+  <New>DocumentLibraryForm</New>
+</FormTemplates>
 </file>
 
-<file path=customXml/itemProps3.xml><?xml version="1.0" encoding="utf-8"?>
+<file path=customXml/itemProps1.xml><?xml version="1.0" encoding="utf-8"?>
 <ds:datastoreItem xmlns:ds="http://schemas.openxmlformats.org/officeDocument/2006/customXml" ds:itemID="{EB56E705-5B7D-439D-984B-B72DE56FB37F}">
   <ds:schemaRefs>
     <ds:schemaRef ds:uri="http://schemas.microsoft.com/office/2006/metadata/contentType"/>
@@ -1650,4 +1644,23 @@
     <ds:schemaRef ds:uri="http://schemas.microsoft.com/internal/obd"/>
   </ds:schemaRefs>
 </ds:datastoreItem>
+</file>
+
+<file path=customXml/itemProps2.xml><?xml version="1.0" encoding="utf-8"?>
+<ds:datastoreItem xmlns:ds="http://schemas.openxmlformats.org/officeDocument/2006/customXml" ds:itemID="{0107170A-AC10-4540-817C-4C83BEC8714F}">
+  <ds:schemaRefs>
+    <ds:schemaRef ds:uri="http://schemas.microsoft.com/office/2006/metadata/properties"/>
+    <ds:schemaRef ds:uri="http://schemas.microsoft.com/office/infopath/2007/PartnerControls"/>
+    <ds:schemaRef ds:uri="2199b669-f139-4cad-81c0-f0198b00fad6"/>
+    <ds:schemaRef ds:uri="5e13aadc-de86-43ee-b386-40c01ba74c80"/>
+  </ds:schemaRefs>
+</ds:datastoreItem>
+</file>
+
+<file path=customXml/itemProps3.xml><?xml version="1.0" encoding="utf-8"?>
+<ds:datastoreItem xmlns:ds="http://schemas.openxmlformats.org/officeDocument/2006/customXml" ds:itemID="{193A9939-F785-4C1B-B1C5-299ABF09F2BC}">
+  <ds:schemaRefs>
+    <ds:schemaRef ds:uri="http://schemas.microsoft.com/sharepoint/v3/contenttype/forms"/>
+  </ds:schemaRefs>
+</ds:datastoreItem>
 </file>